--- a/Rapports_mensuels/Mois2026_06/ipc_note_99_fr_2026_06.docx
+++ b/Rapports_mensuels/Mois2026_06/ipc_note_99_fr_2026_06.docx
@@ -160,7 +160,7 @@
         <w:t xml:space="preserve"> </w:t>
       </w:r>
       <w:r>
-        <w:t xml:space="preserve">l’indice des prix des produits alimentaires a diminué de 0.8% en Juin 2026 par rapport à Mai 2026, résultat de la baisse des prix des «Légumes» de 5,2%, du «Lait, fromage et œufs» de 1,9%, des «Produits alimentaires n.c.a.» de 0,4%, des «Pain et céréales», des «Services de restauration» et des «Viande» de 0,3% et des «Huiles et graisses» de 0,1%.</w:t>
+        <w:t xml:space="preserve">l’indice des prix des produits alimentaires a diminué de 0.8% en Juin 2026 par rapport à Mai 2026, résultat de la baisse des prix des «Légumes» de 5,2%, du «Lait, fromage et œufs» de 1,9%, des «Produits alimentaires non classés ailleurs» de 0,4%, des «Pain et céréales» et des «Viandes» de 0,3% et des «Huiles et graisses» de 0,1%.</w:t>
       </w:r>
     </w:p>
     <w:p>
@@ -204,7 +204,7 @@
         <w:t xml:space="preserve"> </w:t>
       </w:r>
       <w:r>
-        <w:t xml:space="preserve">prix des «Huiles et graisses» de 23,3%, du «Lait, fromage et œufs» de 3,1%, des «Produits alimentaires n.c.a.» de 1,6% et des «Pain et céréales» et des «Services de restauration» de 0,5%. Par ailleurs, l’augmentation des prix des «Poisson et fruits de mer» de 6,7%, des «Tabac» de 4,0%, des «Fruits» de 3,1%, du «Café, thé et cacao» de 2,3%, des «Légumes» de 1,5% et des «Sucre, confiture, miel, chocolat et confiserie» de 0,8% et la stagnation des prix des «Viande», des «Eaux minerales, boissons rafraichissantes et jus de fruits et de légumes (nd)» de 0,0% n’ont pas affecté l’évolution générale.</w:t>
+        <w:t xml:space="preserve">prix des «Huiles et graisses» de 23,3%, du «Lait, fromage et œufs» de 3,1%, des «Produits alimentaires non classés ailleurs» de 1,6% et des «Pain et céréales» de 0,5%. Par ailleurs, l’augmentation des prix des «Poisson et fruits de mer» de 6,7%, du «Tabac» de 4,0%, des «Fruits» de 3,1%, du «Café, thé et cacao» de 2,3%, des «Légumes» de 1,5% et du «Sucre, confiture, miel, chocolat et confiserie» de 0,8% et la stagnation des prix des «Viandes», des «Eaux minérales, boissons rafraîchissantes et jus de fruits et de légumes» de 0,0% n’ont pas affecté l’évolution générale.</w:t>
       </w:r>
     </w:p>
     <w:p>
@@ -9351,35 +9351,6 @@
       </w:r>
       <w:r>
         <w:t xml:space="preserve">Haut-Commissariat au Plan, Direction de la Statistique – Enquête Nationale sur les Prix à la Consommation.</w:t>
-      </w:r>
-    </w:p>
-    <w:p>
-      <w:pPr>
-        <w:pStyle w:val="ipcpiedpage"/>
-      </w:pPr>
-      <w:r>
-        <w:t xml:space="preserve">Angle Avenue Ibn Tachafine et Avenue Ibn Toumart B.P.104 Tanger</w:t>
-      </w:r>
-      <w:r>
-        <w:br/>
-      </w:r>
-      <w:r>
-        <w:t xml:space="preserve">****</w:t>
-      </w:r>
-      <w:r>
-        <w:t xml:space="preserve">Tél</w:t>
-      </w:r>
-      <w:r>
-        <w:t xml:space="preserve">:0539940698****Fax:0539940364</w:t>
-      </w:r>
-      <w:r>
-        <w:t xml:space="preserve"> </w:t>
-      </w:r>
-      <w:r>
-        <w:t xml:space="preserve">Site Web</w:t>
-      </w:r>
-      <w:r>
-        <w:t xml:space="preserve">: www.hcp.ma/region-tanger Email:hcp.dr.tanger@hcp.ma</w:t>
       </w:r>
     </w:p>
     <w:p>

--- a/Rapports_mensuels/Mois2026_06/ipc_note_99_fr_2026_06.docx
+++ b/Rapports_mensuels/Mois2026_06/ipc_note_99_fr_2026_06.docx
@@ -204,7 +204,7 @@
         <w:t xml:space="preserve"> </w:t>
       </w:r>
       <w:r>
-        <w:t xml:space="preserve">prix des «Huiles et graisses» de 23,3%, du «Lait, fromage et œufs» de 3,1%, des «Produits alimentaires non classés ailleurs» de 1,6% et des «Pain et céréales» de 0,5%. Par ailleurs, l’augmentation des prix des «Poisson et fruits de mer» de 6,7%, du «Tabac» de 4,0%, des «Fruits» de 3,1%, du «Café, thé et cacao» de 2,3%, des «Légumes» de 1,5% et du «Sucre, confiture, miel, chocolat et confiserie» de 0,8% et la stagnation des prix des «Viandes», des «Eaux minérales, boissons rafraîchissantes et jus de fruits et de légumes» de 0,0% n’ont pas affecté l’évolution générale.</w:t>
+        <w:t xml:space="preserve">prix des «Huiles et graisses» de 23,3%, du «Lait, fromage et œufs» de 3,1%, des «Produits alimentaires non classés ailleurs» de 1,6% et des «Pain et céréales» de 0,5%. Par ailleurs, l’augmentation des prix des «Poisson et fruits de mer» de 6,7%, du «Tabac» de 4,0%, des «Fruits» de 3,1%, du «Café, thé et cacao» de 2,3%, des «Légumes» de 1,5% et du «Sucre, confiture, miel, chocolat et confiserie» de 0,8% et la stagnation des prix des «Viandes», des «Eaux minérales, boissons rafraîchissantes et jus de fruits et de légumes» n’ont pas affecté l’évolution générale.</w:t>
       </w:r>
     </w:p>
     <w:p>
